--- a/preview/docxs/55-product-strategist.docx
+++ b/preview/docxs/55-product-strategist.docx
@@ -499,7 +499,7 @@
         </w:rPr>
         <w:t xml:space="preserve">Demo: </w:t>
       </w:r>
-      <w:hyperlink w:history="1" r:id="rIdatmz0fkb8nvxgvnjyieae">
+      <w:hyperlink w:history="1" r:id="rIdw9ww0umfb9q-af6u6sy3u">
         <w:r>
           <w:rPr>
             <w:color w:val="4f46e5"/>
@@ -527,7 +527,7 @@
         </w:rPr>
         <w:t xml:space="preserve">Code: </w:t>
       </w:r>
-      <w:hyperlink w:history="1" r:id="rIdm9rfpafp1tggaquqvirhb">
+      <w:hyperlink w:history="1" r:id="rIdcjhfuan3tt6a6da4bfywp">
         <w:r>
           <w:rPr>
             <w:color w:val="4f46e5"/>
@@ -617,7 +617,7 @@
         </w:rPr>
         <w:t xml:space="preserve">Demo: </w:t>
       </w:r>
-      <w:hyperlink w:history="1" r:id="rIdlxpqi5-zt6ifnn6ua7py3">
+      <w:hyperlink w:history="1" r:id="rIdzbcven6wyuolzqqgu3ev4">
         <w:r>
           <w:rPr>
             <w:color w:val="4f46e5"/>
@@ -1036,7 +1036,7 @@
         </w:rPr>
         <w:t xml:space="preserve">Portfolio: </w:t>
       </w:r>
-      <w:hyperlink w:history="1" r:id="rId7a0386al3snx7akyywsxd">
+      <w:hyperlink w:history="1" r:id="rIdkwtuplt_4-yuq9cyb_ejq">
         <w:r>
           <w:rPr>
             <w:color w:val="4f46e5"/>
